--- a/Files/02 - Shemos/06 - Mishpatim/5783/Mishpatim 5783.docx
+++ b/Files/02 - Shemos/06 - Mishpatim/5783/Mishpatim 5783.docx
@@ -1027,7 +1027,33 @@
         <w:rPr>
           <w:rFonts w:ascii="Times New Roman" w:eastAsia="Times New Roman" w:hAnsi="Times New Roman" w:cs="Times New Roman"/>
         </w:rPr>
-        <w:t xml:space="preserve">. It happened that two children were becoming </w:t>
+        <w:t>.</w:t>
+      </w:r>
+      <w:r>
+        <w:rPr>
+          <w:rFonts w:ascii="Times New Roman" w:eastAsia="Times New Roman" w:hAnsi="Times New Roman" w:cs="Times New Roman"/>
+        </w:rPr>
+        <w:t xml:space="preserve"> (</w:t>
+      </w:r>
+      <w:r>
+        <w:rPr>
+          <w:rFonts w:ascii="Times New Roman" w:eastAsia="Times New Roman" w:hAnsi="Times New Roman" w:cs="Times New Roman"/>
+          <w:i/>
+          <w:iCs/>
+        </w:rPr>
+        <w:t>Rav Chaim Kanievsky on Chumash</w:t>
+      </w:r>
+      <w:r>
+        <w:rPr>
+          <w:rFonts w:ascii="Times New Roman" w:eastAsia="Times New Roman" w:hAnsi="Times New Roman" w:cs="Times New Roman"/>
+        </w:rPr>
+        <w:t>. Permission granted by ArtScroll / Mesorah Publications)</w:t>
+      </w:r>
+      <w:r>
+        <w:rPr>
+          <w:rFonts w:ascii="Times New Roman" w:eastAsia="Times New Roman" w:hAnsi="Times New Roman" w:cs="Times New Roman"/>
+        </w:rPr>
+        <w:t xml:space="preserve"> It happened that two children were becoming </w:t>
       </w:r>
       <w:r>
         <w:rPr>
@@ -1680,6 +1706,7 @@
         <w:rPr>
           <w:rFonts w:ascii="Times New Roman" w:eastAsia="Times New Roman" w:hAnsi="Times New Roman" w:cs="Times New Roman"/>
         </w:rPr>
+        <w:lastRenderedPageBreak/>
         <w:t>Hashem</w:t>
       </w:r>
       <w:r>
@@ -1710,14 +1737,7 @@
         <w:rPr>
           <w:rFonts w:ascii="Times New Roman" w:eastAsia="Times New Roman" w:hAnsi="Times New Roman" w:cs="Times New Roman"/>
         </w:rPr>
-        <w:t xml:space="preserve"> was also admitted to the hospital for </w:t>
-      </w:r>
-      <w:r>
-        <w:rPr>
-          <w:rFonts w:ascii="Times New Roman" w:eastAsia="Times New Roman" w:hAnsi="Times New Roman" w:cs="Times New Roman"/>
-        </w:rPr>
-        <w:lastRenderedPageBreak/>
-        <w:t xml:space="preserve">treatment during that time. His disciples arranged to have a world-famous specialist flown in from the United States to supervise his care. Since he would be remaining in </w:t>
+        <w:t xml:space="preserve"> was also admitted to the hospital for treatment during that time. His disciples arranged to have a world-famous specialist flown in from the United States to supervise his care. Since he would be remaining in </w:t>
       </w:r>
       <w:r>
         <w:rPr>
